--- a/resources/apra-template-english.docx
+++ b/resources/apra-template-english.docx
@@ -206,7 +206,7 @@
                 <v:stroke joinstyle="miter"/>
                 <v:path gradientshapeok="t" o:connecttype="rect"/>
               </v:shapetype>
-              <v:shape id="Text Box 1" o:spid="_x0000_s1026" type="#_x0000_t202" style="position:absolute;margin-left:94.65pt;margin-top:0;width:145.85pt;height:102.95pt;z-index:251658240;visibility:visible;mso-wrap-style:none;mso-width-percent:0;mso-height-percent:0;mso-wrap-distance-left:9pt;mso-wrap-distance-top:0;mso-wrap-distance-right:9pt;mso-wrap-distance-bottom:0;mso-position-horizontal:right;mso-position-horizontal-relative:margin;mso-position-vertical:bottom;mso-position-vertical-relative:margin;mso-width-percent:0;mso-height-percent:0;mso-width-relative:margin;mso-height-relative:margin;v-text-anchor:top" o:gfxdata="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" fillcolor="white [3201]" stroked="f" strokeweight=".5pt">
+              <v:shape id="Text Box 1" o:spid="_x0000_s1026" type="#_x0000_t202" style="position:absolute;margin-left:94.65pt;margin-top:0;width:145.85pt;height:102.95pt;z-index:251658240;visibility:visible;mso-wrap-style:none;mso-width-percent:0;mso-height-percent:0;mso-wrap-distance-left:9pt;mso-wrap-distance-top:0;mso-wrap-distance-right:9pt;mso-wrap-distance-bottom:0;mso-position-horizontal:right;mso-position-horizontal-relative:margin;mso-position-vertical:bottom;mso-position-vertical-relative:margin;mso-width-percent:0;mso-height-percent:0;mso-width-relative:margin;mso-height-relative:margin;v-text-anchor:top" o:gfxdata="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" fillcolor="white [3201]" stroked="f" strokeweight=".5pt">
                 <v:textbox inset="0,0,0,0">
                   <w:txbxContent>
                     <w:p>
@@ -1454,7 +1454,15 @@
         <w:pStyle w:val="BodyText"/>
       </w:pPr>
       <w:r>
-        <w:t>This is a tutorial to show you how to format a paper in the Regina Apostolorum format.</w:t>
+        <w:t xml:space="preserve">This is a tutorial to show you how to format a paper in the Regina </w:t>
+      </w:r>
+      <w:proofErr w:type="spellStart"/>
+      <w:r>
+        <w:t>Apostolorum</w:t>
+      </w:r>
+      <w:proofErr w:type="spellEnd"/>
+      <w:r>
+        <w:t xml:space="preserve"> format.</w:t>
       </w:r>
       <w:r>
         <w:rPr>
@@ -1551,7 +1559,7 @@
       </w:pPr>
       <w:r>
         <w:lastRenderedPageBreak/>
-        <w:t>By default, the block-quote styles will be followed by text that is not indented on the left; it even has its own style, called “Body Text No Indent.” If you intend to write a new paragraph, however, don’t forget to apply “Body Text” manually. Remember, you never need to modify the indenting manually; use the styles instead</w:t>
+        <w:t>By default, the block-quote styles will be followed by text that is not indented; it even has its own style, called “Body Text No Indent.” If you intend to write a new paragraph, however, don’t forget to apply “Body Text” manually. Remember, you never need to modify the indenting manually; use the styles instead</w:t>
       </w:r>
       <w:r>
         <w:t>.</w:t>
@@ -1760,15 +1768,15 @@
       <w:pPr>
         <w:pStyle w:val="Heading1"/>
       </w:pPr>
-      <w:bookmarkStart w:id="38" w:name="_Toc56486971"/>
-      <w:bookmarkStart w:id="39" w:name="_Toc56487775"/>
-      <w:bookmarkStart w:id="40" w:name="_Toc56487843"/>
-      <w:bookmarkStart w:id="41" w:name="_Toc56488073"/>
-      <w:bookmarkStart w:id="42" w:name="_Toc56583786"/>
+      <w:bookmarkStart w:id="38" w:name="_Toc56583786"/>
+      <w:bookmarkStart w:id="39" w:name="_Toc56486971"/>
+      <w:bookmarkStart w:id="40" w:name="_Toc56487775"/>
+      <w:bookmarkStart w:id="41" w:name="_Toc56487843"/>
+      <w:bookmarkStart w:id="42" w:name="_Toc56488073"/>
       <w:r>
         <w:t>Table of Contents</w:t>
       </w:r>
-      <w:bookmarkEnd w:id="42"/>
+      <w:bookmarkEnd w:id="38"/>
     </w:p>
     <w:p>
       <w:pPr>
@@ -1830,10 +1838,10 @@
       <w:r>
         <w:t>Footnotes</w:t>
       </w:r>
-      <w:bookmarkEnd w:id="38"/>
       <w:bookmarkEnd w:id="39"/>
       <w:bookmarkEnd w:id="40"/>
       <w:bookmarkEnd w:id="41"/>
+      <w:bookmarkEnd w:id="42"/>
       <w:bookmarkEnd w:id="44"/>
     </w:p>
     <w:p>
@@ -1889,7 +1897,19 @@
         <w:t xml:space="preserve"> Small caps should be written normally (that is, in upper-and-lowercase), but shoul</w:t>
       </w:r>
       <w:r>
-        <w:t>d have “small caps” applied to it</w:t>
+        <w:t>d have</w:t>
+      </w:r>
+      <w:r>
+        <w:t xml:space="preserve"> the</w:t>
+      </w:r>
+      <w:r>
+        <w:t xml:space="preserve"> “small caps” </w:t>
+      </w:r>
+      <w:r>
+        <w:t xml:space="preserve">format </w:t>
+      </w:r>
+      <w:r>
+        <w:t>applied to it</w:t>
       </w:r>
       <w:r>
         <w:t>:</w:t>
@@ -1926,7 +1946,19 @@
       </w:pPr>
       <w:r>
         <w:lastRenderedPageBreak/>
-        <w:t>In the notes, the author’s name is written as a first initial followed by the last name. (In the bibliography, it is slightly different).</w:t>
+        <w:t>In the notes, the author’s name is written as initial</w:t>
+      </w:r>
+      <w:r>
+        <w:t>s</w:t>
+      </w:r>
+      <w:r>
+        <w:t xml:space="preserve"> followed by the last name. (In the bibliography, it is slightly different</w:t>
+      </w:r>
+      <w:r>
+        <w:t>.</w:t>
+      </w:r>
+      <w:r>
+        <w:t>)</w:t>
       </w:r>
     </w:p>
     <w:p>
@@ -1970,7 +2002,6 @@
       <w:r>
         <w:rPr>
           <w:i/>
-          <w:iCs w:val="0"/>
         </w:rPr>
         <w:t>Some Book</w:t>
       </w:r>
@@ -1980,6 +2011,9 @@
       <w:r>
         <w:t>Publisher, City 2010</w:t>
       </w:r>
+      <w:r>
+        <w:t>.</w:t>
+      </w:r>
     </w:p>
     <w:bookmarkEnd w:id="45"/>
     <w:p>
@@ -1999,9 +2033,6 @@
     <w:p>
       <w:pPr>
         <w:pStyle w:val="Quote"/>
-        <w:rPr>
-          <w:vertAlign w:val="superscript"/>
-        </w:rPr>
       </w:pPr>
       <w:r>
         <w:rPr>
@@ -2016,18 +2047,23 @@
       <w:r>
         <w:rPr>
           <w:i/>
-          <w:iCs w:val="0"/>
         </w:rPr>
         <w:t>Some Book</w:t>
       </w:r>
       <w:r>
-        <w:t>, Publisher, City 2020</w:t>
+        <w:t>, Publisher, City 202</w:t>
+      </w:r>
+      <w:r>
+        <w:t>0</w:t>
       </w:r>
       <w:r>
         <w:rPr>
           <w:vertAlign w:val="superscript"/>
         </w:rPr>
         <w:t>2</w:t>
+      </w:r>
+      <w:r>
+        <w:t>.</w:t>
       </w:r>
     </w:p>
     <w:p>
@@ -2124,7 +2160,13 @@
         <w:pStyle w:val="BodyTextNoIndent"/>
       </w:pPr>
       <w:r>
-        <w:t>Also, in American English, the superscripted number goes after any punctuation.</w:t>
+        <w:t xml:space="preserve">Also, in American English, the superscripted </w:t>
+      </w:r>
+      <w:r>
+        <w:t xml:space="preserve">footnote reference </w:t>
+      </w:r>
+      <w:r>
+        <w:t>goes after any punctuation.</w:t>
       </w:r>
       <w:r>
         <w:rPr>
@@ -2237,7 +2279,13 @@
         <w:t xml:space="preserve"> S.C. de Propaganda Fide</w:t>
       </w:r>
       <w:r>
-        <w:t>, 1888–1906</w:t>
+        <w:t xml:space="preserve">, </w:t>
+      </w:r>
+      <w:r>
+        <w:t xml:space="preserve">Rome </w:t>
+      </w:r>
+      <w:r>
+        <w:t>1888–1906</w:t>
       </w:r>
       <w:r>
         <w:t xml:space="preserve"> (henceforth cited as </w:t>
@@ -2512,15 +2560,22 @@
     <w:p>
       <w:pPr>
         <w:pStyle w:val="Quote"/>
+        <w:rPr>
+          <w:lang w:val="it-IT"/>
+        </w:rPr>
       </w:pPr>
       <w:r>
         <w:rPr>
           <w:i/>
           <w:iCs w:val="0"/>
+          <w:lang w:val="it-IT"/>
         </w:rPr>
         <w:t>S.Th.</w:t>
       </w:r>
       <w:r>
+        <w:rPr>
+          <w:lang w:val="it-IT"/>
+        </w:rPr>
         <w:t xml:space="preserve"> I-II q.23 a.1 ad 1.</w:t>
       </w:r>
     </w:p>
@@ -2680,15 +2735,13 @@
         <w:t>.</w:t>
       </w:r>
       <w:r>
-        <w:t xml:space="preserve"> (otherwise, you will spend a </w:t>
-      </w:r>
-      <w:proofErr w:type="gramStart"/>
-      <w:r>
-        <w:t>long time</w:t>
-      </w:r>
-      <w:proofErr w:type="gramEnd"/>
-      <w:r>
-        <w:t xml:space="preserve"> fixing footnotes).</w:t>
+        <w:t xml:space="preserve"> (</w:t>
+      </w:r>
+      <w:r>
+        <w:t>O</w:t>
+      </w:r>
+      <w:r>
+        <w:t>therwise, you will spend a long time fixing footnotes).</w:t>
       </w:r>
     </w:p>
     <w:p>
@@ -2699,11 +2752,11 @@
       <w:bookmarkStart w:id="48" w:name="_Toc56487777"/>
       <w:bookmarkStart w:id="49" w:name="_Toc56487845"/>
       <w:bookmarkStart w:id="50" w:name="_Toc56488075"/>
-      <w:bookmarkStart w:id="51" w:name="_Toc56486972"/>
-      <w:bookmarkStart w:id="52" w:name="_Toc56487776"/>
-      <w:bookmarkStart w:id="53" w:name="_Toc56487844"/>
-      <w:bookmarkStart w:id="54" w:name="_Toc56488074"/>
-      <w:bookmarkStart w:id="55" w:name="_Toc56583789"/>
+      <w:bookmarkStart w:id="51" w:name="_Toc56583789"/>
+      <w:bookmarkStart w:id="52" w:name="_Toc56486972"/>
+      <w:bookmarkStart w:id="53" w:name="_Toc56487776"/>
+      <w:bookmarkStart w:id="54" w:name="_Toc56487844"/>
+      <w:bookmarkStart w:id="55" w:name="_Toc56488074"/>
       <w:r>
         <w:t>Bibliograph</w:t>
       </w:r>
@@ -2714,7 +2767,7 @@
       <w:r>
         <w:t>ical entries</w:t>
       </w:r>
-      <w:bookmarkEnd w:id="55"/>
+      <w:bookmarkEnd w:id="51"/>
     </w:p>
     <w:p>
       <w:pPr>
@@ -2876,6 +2929,9 @@
       <w:pPr>
         <w:pStyle w:val="Quote"/>
         <w:ind w:left="1134" w:hanging="567"/>
+        <w:rPr>
+          <w:lang w:val="it-IT"/>
+        </w:rPr>
       </w:pPr>
       <w:r>
         <w:rPr>
@@ -2903,26 +2959,59 @@
       </w:r>
       <w:proofErr w:type="spellEnd"/>
       <w:r>
-        <w:t xml:space="preserve">, Leon. vols. 4–12, </w:t>
+        <w:t xml:space="preserve">, Leon. vols. </w:t>
+      </w:r>
+      <w:r>
+        <w:rPr>
+          <w:lang w:val="it-IT"/>
+        </w:rPr>
+        <w:t xml:space="preserve">4–12, </w:t>
       </w:r>
       <w:proofErr w:type="spellStart"/>
       <w:r>
+        <w:rPr>
+          <w:lang w:val="it-IT"/>
+        </w:rPr>
         <w:t>Typographia</w:t>
       </w:r>
       <w:proofErr w:type="spellEnd"/>
       <w:r>
+        <w:rPr>
+          <w:lang w:val="it-IT"/>
+        </w:rPr>
         <w:t xml:space="preserve"> </w:t>
       </w:r>
       <w:proofErr w:type="spellStart"/>
       <w:r>
+        <w:rPr>
+          <w:lang w:val="it-IT"/>
+        </w:rPr>
         <w:t>Polyglotta</w:t>
       </w:r>
       <w:proofErr w:type="spellEnd"/>
       <w:r>
+        <w:rPr>
+          <w:lang w:val="it-IT"/>
+        </w:rPr>
         <w:t xml:space="preserve"> S.C. de Propaganda Fide</w:t>
       </w:r>
       <w:r>
-        <w:t>, 1888–1906.</w:t>
+        <w:rPr>
+          <w:lang w:val="it-IT"/>
+        </w:rPr>
+        <w:t>,</w:t>
+      </w:r>
+      <w:r>
+        <w:rPr>
+          <w:lang w:val="it-IT"/>
+        </w:rPr>
+        <w:t xml:space="preserve"> Rome</w:t>
+      </w:r>
+      <w:r>
+        <w:rPr>
+          <w:lang w:val="it-IT"/>
+        </w:rPr>
+        <w:t xml:space="preserve"> 1888–1906.</w:t>
       </w:r>
     </w:p>
     <w:p>
@@ -2958,10 +3047,10 @@
       <w:r>
         <w:t>Spell and Grammar Checks</w:t>
       </w:r>
-      <w:bookmarkEnd w:id="51"/>
       <w:bookmarkEnd w:id="52"/>
       <w:bookmarkEnd w:id="53"/>
       <w:bookmarkEnd w:id="54"/>
+      <w:bookmarkEnd w:id="55"/>
       <w:bookmarkEnd w:id="56"/>
     </w:p>
     <w:p>
@@ -3124,55 +3213,169 @@
     <w:p>
       <w:pPr>
         <w:pStyle w:val="Bibliography"/>
-      </w:pPr>
-      <w:r>
-        <w:rPr>
+        <w:rPr>
+          <w:lang w:val="it-IT"/>
+        </w:rPr>
+      </w:pPr>
+      <w:r>
+        <w:rPr>
+          <w:rFonts w:cs="Times New Roman (Body CS)"/>
           <w:smallCaps/>
-        </w:rPr>
-        <w:t>Thomas Aquinas</w:t>
-      </w:r>
-      <w:r>
+          <w:lang w:val="it-IT"/>
+        </w:rPr>
+        <w:t>Marocco</w:t>
+      </w:r>
+      <w:r>
+        <w:rPr>
+          <w:rFonts w:cs="Times New Roman (Body CS)"/>
+          <w:smallCaps/>
+          <w:lang w:val="it-IT"/>
+        </w:rPr>
         <w:t xml:space="preserve">, </w:t>
+      </w:r>
+      <w:r>
+        <w:rPr>
+          <w:rFonts w:cs="Times New Roman (Body CS)"/>
+          <w:smallCaps/>
+          <w:lang w:val="it-IT"/>
+        </w:rPr>
+        <w:t>A.</w:t>
+      </w:r>
+      <w:r>
+        <w:rPr>
+          <w:lang w:val="it-IT"/>
+        </w:rPr>
+        <w:t xml:space="preserve"> </w:t>
+      </w:r>
+      <w:r>
+        <w:rPr>
+          <w:lang w:val="it-IT"/>
+        </w:rPr>
+        <w:t xml:space="preserve">(ed.), </w:t>
       </w:r>
       <w:r>
         <w:rPr>
           <w:i/>
           <w:iCs/>
-        </w:rPr>
-        <w:t xml:space="preserve">Summa </w:t>
+          <w:lang w:val="it-IT"/>
+        </w:rPr>
+        <w:t>Metodologia del lavoro scientifico</w:t>
+      </w:r>
+      <w:r>
+        <w:rPr>
+          <w:lang w:val="it-IT"/>
+        </w:rPr>
+        <w:t xml:space="preserve">, Ateneo Pontificio Regina </w:t>
       </w:r>
       <w:proofErr w:type="spellStart"/>
+      <w:r>
+        <w:rPr>
+          <w:lang w:val="it-IT"/>
+        </w:rPr>
+        <w:t>Apostolorum</w:t>
+      </w:r>
+      <w:proofErr w:type="spellEnd"/>
+      <w:r>
+        <w:rPr>
+          <w:lang w:val="it-IT"/>
+        </w:rPr>
+        <w:t>, Rome 2004</w:t>
+      </w:r>
+      <w:r>
+        <w:rPr>
+          <w:lang w:val="it-IT"/>
+        </w:rPr>
+        <w:t>.</w:t>
+      </w:r>
+    </w:p>
+    <w:p>
+      <w:pPr>
+        <w:pStyle w:val="Bibliography"/>
+        <w:rPr>
+          <w:lang w:val="it-IT"/>
+        </w:rPr>
+      </w:pPr>
+      <w:r>
+        <w:rPr>
+          <w:smallCaps/>
+        </w:rPr>
+        <w:t>Thomas Aquinas</w:t>
+      </w:r>
+      <w:r>
+        <w:t xml:space="preserve">, </w:t>
+      </w:r>
       <w:r>
         <w:rPr>
           <w:i/>
           <w:iCs/>
         </w:rPr>
+        <w:t xml:space="preserve">Summa </w:t>
+      </w:r>
+      <w:proofErr w:type="spellStart"/>
+      <w:r>
+        <w:rPr>
+          <w:i/>
+          <w:iCs/>
+        </w:rPr>
         <w:t>Theologiae</w:t>
       </w:r>
       <w:proofErr w:type="spellEnd"/>
       <w:r>
-        <w:t xml:space="preserve">, Leon. vols. 4–12, </w:t>
+        <w:t xml:space="preserve">, Leon. vols. </w:t>
+      </w:r>
+      <w:r>
+        <w:rPr>
+          <w:lang w:val="it-IT"/>
+        </w:rPr>
+        <w:t xml:space="preserve">4–12, </w:t>
       </w:r>
       <w:proofErr w:type="spellStart"/>
       <w:r>
+        <w:rPr>
+          <w:lang w:val="it-IT"/>
+        </w:rPr>
         <w:t>Typographia</w:t>
       </w:r>
       <w:proofErr w:type="spellEnd"/>
       <w:r>
+        <w:rPr>
+          <w:lang w:val="it-IT"/>
+        </w:rPr>
         <w:t xml:space="preserve"> </w:t>
       </w:r>
       <w:proofErr w:type="spellStart"/>
       <w:r>
+        <w:rPr>
+          <w:lang w:val="it-IT"/>
+        </w:rPr>
         <w:t>Polyglotta</w:t>
       </w:r>
       <w:proofErr w:type="spellEnd"/>
       <w:r>
-        <w:t xml:space="preserve"> S.C. de Propaganda Fide, 1888–1906.</w:t>
+        <w:rPr>
+          <w:lang w:val="it-IT"/>
+        </w:rPr>
+        <w:t xml:space="preserve"> S.C. de Propaganda Fide, </w:t>
+      </w:r>
+      <w:r>
+        <w:rPr>
+          <w:lang w:val="it-IT"/>
+        </w:rPr>
+        <w:t xml:space="preserve">Rome </w:t>
+      </w:r>
+      <w:r>
+        <w:rPr>
+          <w:lang w:val="it-IT"/>
+        </w:rPr>
+        <w:t>1888–1906.</w:t>
       </w:r>
     </w:p>
     <w:p>
       <w:pPr>
         <w:pStyle w:val="Bibliography"/>
+        <w:rPr>
+          <w:lang w:val="it-IT"/>
+        </w:rPr>
       </w:pPr>
     </w:p>
     <w:sectPr>
@@ -3230,6 +3433,9 @@
     <w:p>
       <w:pPr>
         <w:pStyle w:val="FootnoteText"/>
+        <w:rPr>
+          <w:lang w:val="it-IT"/>
+        </w:rPr>
       </w:pPr>
       <w:r>
         <w:rPr>
@@ -3241,34 +3447,152 @@
         <w:t> </w:t>
       </w:r>
       <w:r>
-        <w:t xml:space="preserve">For a complete overview, </w:t>
+        <w:rPr>
+          <w:lang w:val="it-IT"/>
+        </w:rPr>
+        <w:t xml:space="preserve">For a complete </w:t>
+      </w:r>
+      <w:proofErr w:type="spellStart"/>
+      <w:r>
+        <w:rPr>
+          <w:lang w:val="it-IT"/>
+        </w:rPr>
+        <w:t>overview</w:t>
+      </w:r>
+      <w:proofErr w:type="spellEnd"/>
+      <w:r>
+        <w:rPr>
+          <w:lang w:val="it-IT"/>
+        </w:rPr>
+        <w:t xml:space="preserve">, </w:t>
       </w:r>
       <w:bookmarkStart w:id="5" w:name="_Hlk56506183"/>
-      <w:r>
+      <w:proofErr w:type="spellStart"/>
+      <w:r>
+        <w:rPr>
+          <w:lang w:val="it-IT"/>
+        </w:rPr>
         <w:t>see</w:t>
       </w:r>
-      <w:r>
+      <w:proofErr w:type="spellEnd"/>
+      <w:r>
+        <w:rPr>
+          <w:lang w:val="it-IT"/>
+        </w:rPr>
         <w:t xml:space="preserve"> </w:t>
       </w:r>
       <w:r>
         <w:rPr>
           <w:rFonts w:cs="Times New Roman (Body CS)"/>
           <w:smallCaps/>
-        </w:rPr>
-        <w:t xml:space="preserve">A. </w:t>
+          <w:lang w:val="it-IT"/>
+        </w:rPr>
+        <w:t>A. Marocco</w:t>
+      </w:r>
+      <w:r>
+        <w:rPr>
+          <w:lang w:val="it-IT"/>
+        </w:rPr>
+        <w:t xml:space="preserve"> (ed.)</w:t>
+      </w:r>
+      <w:r>
+        <w:rPr>
+          <w:lang w:val="it-IT"/>
+        </w:rPr>
+        <w:t xml:space="preserve">, </w:t>
+      </w:r>
+      <w:r>
+        <w:rPr>
+          <w:i/>
+          <w:iCs/>
+          <w:lang w:val="it-IT"/>
+        </w:rPr>
+        <w:t>Metodologia del lavoro scientifico</w:t>
+      </w:r>
+      <w:bookmarkEnd w:id="5"/>
+      <w:r>
+        <w:rPr>
+          <w:lang w:val="it-IT"/>
+        </w:rPr>
+        <w:t xml:space="preserve">, </w:t>
+      </w:r>
+      <w:r>
+        <w:rPr>
+          <w:lang w:val="it-IT"/>
+        </w:rPr>
+        <w:t xml:space="preserve">Ateneo Pontificio Regina </w:t>
       </w:r>
       <w:proofErr w:type="spellStart"/>
+      <w:r>
+        <w:rPr>
+          <w:lang w:val="it-IT"/>
+        </w:rPr>
+        <w:t>Apostolorum</w:t>
+      </w:r>
+      <w:proofErr w:type="spellEnd"/>
+      <w:r>
+        <w:rPr>
+          <w:lang w:val="it-IT"/>
+        </w:rPr>
+        <w:t>, Rome 2004.</w:t>
+      </w:r>
+    </w:p>
+  </w:footnote>
+  <w:footnote w:id="3">
+    <w:p>
+      <w:pPr>
+        <w:pStyle w:val="FootnoteText"/>
+      </w:pPr>
+      <w:r>
+        <w:rPr>
+          <w:rStyle w:val="FootnoteReference"/>
+        </w:rPr>
+        <w:footnoteRef/>
+      </w:r>
+      <w:r>
+        <w:t> </w:t>
+      </w:r>
+      <w:r>
+        <w:t>Of course, a real block quote should always be attributed to its source. Here, of course, it is merely a demonstration.</w:t>
+      </w:r>
+    </w:p>
+  </w:footnote>
+  <w:footnote w:id="4">
+    <w:p>
+      <w:pPr>
+        <w:pStyle w:val="FootnoteText"/>
+      </w:pPr>
+      <w:r>
+        <w:rPr>
+          <w:rStyle w:val="FootnoteReference"/>
+        </w:rPr>
+        <w:footnoteRef/>
+      </w:r>
+      <w:r>
+        <w:t xml:space="preserve"> </w:t>
+      </w:r>
+      <w:r>
+        <w:t>See</w:t>
+      </w:r>
+      <w:r>
+        <w:t xml:space="preserve"> </w:t>
+      </w:r>
       <w:r>
         <w:rPr>
           <w:rFonts w:cs="Times New Roman (Body CS)"/>
           <w:smallCaps/>
         </w:rPr>
+        <w:t xml:space="preserve">A. </w:t>
+      </w:r>
+      <w:proofErr w:type="spellStart"/>
+      <w:r>
+        <w:rPr>
+          <w:rFonts w:cs="Times New Roman (Body CS)"/>
+          <w:smallCaps/>
+        </w:rPr>
         <w:t>Marocco</w:t>
       </w:r>
       <w:proofErr w:type="spellEnd"/>
-      <w:r>
-        <w:t xml:space="preserve"> (ed.)</w:t>
-      </w:r>
       <w:r>
         <w:t xml:space="preserve">, </w:t>
       </w:r>
@@ -3312,125 +3636,6 @@
         </w:rPr>
         <w:t>scientifico</w:t>
       </w:r>
-      <w:bookmarkEnd w:id="5"/>
-      <w:proofErr w:type="spellEnd"/>
-      <w:r>
-        <w:t xml:space="preserve">, </w:t>
-      </w:r>
-      <w:r>
-        <w:t xml:space="preserve">Ateneo </w:t>
-      </w:r>
-      <w:proofErr w:type="spellStart"/>
-      <w:r>
-        <w:t>Pontificio</w:t>
-      </w:r>
-      <w:proofErr w:type="spellEnd"/>
-      <w:r>
-        <w:t xml:space="preserve"> Regina Apostolorum</w:t>
-      </w:r>
-      <w:r>
-        <w:t>, Rome 2004.</w:t>
-      </w:r>
-    </w:p>
-  </w:footnote>
-  <w:footnote w:id="3">
-    <w:p>
-      <w:pPr>
-        <w:pStyle w:val="FootnoteText"/>
-      </w:pPr>
-      <w:r>
-        <w:rPr>
-          <w:rStyle w:val="FootnoteReference"/>
-        </w:rPr>
-        <w:footnoteRef/>
-      </w:r>
-      <w:r>
-        <w:t> </w:t>
-      </w:r>
-      <w:r>
-        <w:t>Of course, a real block quote should always be attributed to its source. Here, of course, it is merely a demonstration.</w:t>
-      </w:r>
-    </w:p>
-  </w:footnote>
-  <w:footnote w:id="4">
-    <w:p>
-      <w:pPr>
-        <w:pStyle w:val="FootnoteText"/>
-      </w:pPr>
-      <w:r>
-        <w:rPr>
-          <w:rStyle w:val="FootnoteReference"/>
-        </w:rPr>
-        <w:footnoteRef/>
-      </w:r>
-      <w:r>
-        <w:t xml:space="preserve"> </w:t>
-      </w:r>
-      <w:r>
-        <w:t>See</w:t>
-      </w:r>
-      <w:r>
-        <w:t xml:space="preserve"> </w:t>
-      </w:r>
-      <w:r>
-        <w:rPr>
-          <w:rFonts w:cs="Times New Roman (Body CS)"/>
-          <w:smallCaps/>
-        </w:rPr>
-        <w:t xml:space="preserve">A. </w:t>
-      </w:r>
-      <w:proofErr w:type="spellStart"/>
-      <w:r>
-        <w:rPr>
-          <w:rFonts w:cs="Times New Roman (Body CS)"/>
-          <w:smallCaps/>
-        </w:rPr>
-        <w:t>Marocco</w:t>
-      </w:r>
-      <w:proofErr w:type="spellEnd"/>
-      <w:r>
-        <w:t xml:space="preserve">, </w:t>
-      </w:r>
-      <w:proofErr w:type="spellStart"/>
-      <w:r>
-        <w:rPr>
-          <w:i/>
-          <w:iCs/>
-        </w:rPr>
-        <w:t>Metodologia</w:t>
-      </w:r>
-      <w:proofErr w:type="spellEnd"/>
-      <w:r>
-        <w:rPr>
-          <w:i/>
-          <w:iCs/>
-        </w:rPr>
-        <w:t xml:space="preserve"> del </w:t>
-      </w:r>
-      <w:proofErr w:type="spellStart"/>
-      <w:r>
-        <w:rPr>
-          <w:i/>
-          <w:iCs/>
-        </w:rPr>
-        <w:t>lavoro</w:t>
-      </w:r>
-      <w:proofErr w:type="spellEnd"/>
-      <w:r>
-        <w:rPr>
-          <w:i/>
-          <w:iCs/>
-        </w:rPr>
-        <w:t xml:space="preserve"> </w:t>
-      </w:r>
-      <w:proofErr w:type="spellStart"/>
-      <w:r>
-        <w:rPr>
-          <w:i/>
-          <w:iCs/>
-        </w:rPr>
-        <w:t>scientifico</w:t>
-      </w:r>
       <w:proofErr w:type="spellEnd"/>
       <w:r>
         <w:t>, pp. 37–</w:t>
@@ -3490,7 +3695,13 @@
         <w:t xml:space="preserve"> No need to re-state that it is Aristotle, unless you </w:t>
       </w:r>
       <w:r>
-        <w:t>happen to be comparing Aristotle’s work with another by the very same name.</w:t>
+        <w:t xml:space="preserve">happen to be comparing Aristotle’s work with another by the very same </w:t>
+      </w:r>
+      <w:r>
+        <w:t>title</w:t>
+      </w:r>
+      <w:r>
+        <w:t>.</w:t>
       </w:r>
     </w:p>
   </w:footnote>
@@ -3528,7 +3739,7 @@
   <w:abstractNum w:abstractNumId="0" w15:restartNumberingAfterBreak="0">
     <w:nsid w:val="FFFFFF7C"/>
     <w:multiLevelType w:val="singleLevel"/>
-    <w:tmpl w:val="8B0E1D90"/>
+    <w:tmpl w:val="110C52B6"/>
     <w:lvl w:ilvl="0">
       <w:start w:val="1"/>
       <w:numFmt w:val="decimal"/>
@@ -3545,7 +3756,7 @@
   <w:abstractNum w:abstractNumId="1" w15:restartNumberingAfterBreak="0">
     <w:nsid w:val="FFFFFF7D"/>
     <w:multiLevelType w:val="singleLevel"/>
-    <w:tmpl w:val="4EAA34EC"/>
+    <w:tmpl w:val="75604060"/>
     <w:lvl w:ilvl="0">
       <w:start w:val="1"/>
       <w:numFmt w:val="decimal"/>
@@ -3562,7 +3773,7 @@
   <w:abstractNum w:abstractNumId="2" w15:restartNumberingAfterBreak="0">
     <w:nsid w:val="FFFFFF7E"/>
     <w:multiLevelType w:val="singleLevel"/>
-    <w:tmpl w:val="D28A7594"/>
+    <w:tmpl w:val="D3224CB6"/>
     <w:lvl w:ilvl="0">
       <w:start w:val="1"/>
       <w:numFmt w:val="decimal"/>
@@ -3579,7 +3790,7 @@
   <w:abstractNum w:abstractNumId="3" w15:restartNumberingAfterBreak="0">
     <w:nsid w:val="FFFFFF7F"/>
     <w:multiLevelType w:val="singleLevel"/>
-    <w:tmpl w:val="15640172"/>
+    <w:tmpl w:val="0FC2C220"/>
     <w:lvl w:ilvl="0">
       <w:start w:val="1"/>
       <w:numFmt w:val="decimal"/>
@@ -3596,7 +3807,7 @@
   <w:abstractNum w:abstractNumId="4" w15:restartNumberingAfterBreak="0">
     <w:nsid w:val="FFFFFF80"/>
     <w:multiLevelType w:val="singleLevel"/>
-    <w:tmpl w:val="6F187BB8"/>
+    <w:tmpl w:val="E2F20DDE"/>
     <w:lvl w:ilvl="0">
       <w:start w:val="1"/>
       <w:numFmt w:val="bullet"/>
@@ -3616,7 +3827,7 @@
   <w:abstractNum w:abstractNumId="5" w15:restartNumberingAfterBreak="0">
     <w:nsid w:val="FFFFFF81"/>
     <w:multiLevelType w:val="singleLevel"/>
-    <w:tmpl w:val="20EC7574"/>
+    <w:tmpl w:val="CE44BAA6"/>
     <w:lvl w:ilvl="0">
       <w:start w:val="1"/>
       <w:numFmt w:val="bullet"/>
@@ -3636,7 +3847,7 @@
   <w:abstractNum w:abstractNumId="6" w15:restartNumberingAfterBreak="0">
     <w:nsid w:val="FFFFFF82"/>
     <w:multiLevelType w:val="singleLevel"/>
-    <w:tmpl w:val="BF641A02"/>
+    <w:tmpl w:val="AD120A70"/>
     <w:lvl w:ilvl="0">
       <w:start w:val="1"/>
       <w:numFmt w:val="bullet"/>
@@ -3656,7 +3867,7 @@
   <w:abstractNum w:abstractNumId="7" w15:restartNumberingAfterBreak="0">
     <w:nsid w:val="FFFFFF83"/>
     <w:multiLevelType w:val="singleLevel"/>
-    <w:tmpl w:val="1D18991E"/>
+    <w:tmpl w:val="A4524CCC"/>
     <w:lvl w:ilvl="0">
       <w:start w:val="1"/>
       <w:numFmt w:val="bullet"/>
@@ -3676,7 +3887,7 @@
   <w:abstractNum w:abstractNumId="8" w15:restartNumberingAfterBreak="0">
     <w:nsid w:val="FFFFFF88"/>
     <w:multiLevelType w:val="singleLevel"/>
-    <w:tmpl w:val="BB4CD12C"/>
+    <w:tmpl w:val="6C6C09FA"/>
     <w:lvl w:ilvl="0">
       <w:start w:val="1"/>
       <w:numFmt w:val="decimal"/>
@@ -3693,7 +3904,7 @@
   <w:abstractNum w:abstractNumId="9" w15:restartNumberingAfterBreak="0">
     <w:nsid w:val="FFFFFF89"/>
     <w:multiLevelType w:val="singleLevel"/>
-    <w:tmpl w:val="704CB4D0"/>
+    <w:tmpl w:val="F13C475A"/>
     <w:lvl w:ilvl="0">
       <w:start w:val="1"/>
       <w:numFmt w:val="bullet"/>
@@ -4944,7 +5155,7 @@
   <w:style w:type="paragraph" w:default="1" w:styleId="Normal">
     <w:name w:val="Normal"/>
     <w:qFormat/>
-    <w:rsid w:val="0034596D"/>
+    <w:rsid w:val="0096518C"/>
     <w:rPr>
       <w:rFonts w:ascii="Times New Roman" w:hAnsi="Times New Roman"/>
     </w:rPr>
